--- a/Section-24.docx
+++ b/Section-24.docx
@@ -18,7 +18,11 @@
         <w:t>DF.CORR()</w:t>
       </w:r>
     </w:p>
-    <w:p/>
+    <w:p>
+      <w:pPr>
+        <w:pStyle w:val="Heading1"/>
+      </w:pPr>
+    </w:p>
     <w:sectPr>
       <w:pgSz w:w="11906" w:h="16838"/>
       <w:pgMar w:top="1440" w:right="1440" w:bottom="1440" w:left="1440" w:header="708" w:footer="708" w:gutter="0"/>
@@ -638,6 +642,7 @@
   <w:style w:type="character" w:default="1" w:styleId="DefaultParagraphFont">
     <w:name w:val="Default Paragraph Font"/>
     <w:uiPriority w:val="1"/>
+    <w:semiHidden/>
     <w:unhideWhenUsed/>
   </w:style>
   <w:style w:type="table" w:default="1" w:styleId="TableNormal">

--- a/Section-24.docx
+++ b/Section-24.docx
@@ -5,24 +5,930 @@
     <w:p>
       <w:pPr>
         <w:pStyle w:val="Heading1"/>
+        <w:rPr>
+          <w:sz w:val="20"/>
+          <w:szCs w:val="20"/>
+        </w:rPr>
       </w:pPr>
       <w:r>
         <w:rPr>
           <w:caps w:val="0"/>
-        </w:rPr>
-        <w:t>CORRELATION MATRIX </w:t>
+          <w:sz w:val="20"/>
+          <w:szCs w:val="20"/>
+        </w:rPr>
+        <w:t>CORRELATION MATRIX</w:t>
+      </w:r>
+    </w:p>
+    <w:p>
+      <w:pPr>
+        <w:pStyle w:val="Heading2"/>
+      </w:pPr>
+      <w:r>
+        <w:rPr>
+          <w:caps w:val="0"/>
+        </w:rPr>
+        <w:t>CALCULATE CORRELATION</w:t>
       </w:r>
     </w:p>
     <w:p>
       <w:r>
         <w:t>DF.CORR()</w:t>
       </w:r>
+      <w:r>
+        <w:br/>
+        <w:t>CORMAP = DF.CORR()</w:t>
+      </w:r>
+    </w:p>
+    <w:p>
+      <w:pPr>
+        <w:pStyle w:val="Heading2"/>
+      </w:pPr>
+      <w:r>
+        <w:rPr>
+          <w:caps w:val="0"/>
+        </w:rPr>
+        <w:t>HEATMAP VISUALIZATION</w:t>
+      </w:r>
+    </w:p>
+    <w:p>
+      <w:r>
+        <w:t>IMPORT SEABORN AS SNS</w:t>
+      </w:r>
+      <w:r>
+        <w:br/>
+        <w:t>IMPORT MATPLOTLIB.PYPLOT AS PLT</w:t>
+      </w:r>
+      <w:r>
+        <w:br/>
+      </w:r>
+      <w:r>
+        <w:br/>
+        <w:t>HOME, ROOM = PLT.SUBPLOTS(FIGSIZE=(10,10))</w:t>
+      </w:r>
+      <w:r>
+        <w:br/>
+      </w:r>
+      <w:r>
+        <w:br/>
+        <w:t>ROOM = SNS.HEATMAP(</w:t>
+      </w:r>
+      <w:r>
+        <w:br/>
+        <w:t xml:space="preserve">    CORMAP,</w:t>
+      </w:r>
+      <w:r>
+        <w:br/>
+        <w:t xml:space="preserve">    ANNOT=TRUE,</w:t>
+      </w:r>
+      <w:r>
+        <w:br/>
+        <w:t xml:space="preserve">    LINEWIDTH=0.5,</w:t>
+      </w:r>
+      <w:r>
+        <w:br/>
+        <w:t xml:space="preserve">    FMT=".2F",</w:t>
+      </w:r>
+      <w:r>
+        <w:br/>
+        <w:t xml:space="preserve">    CMAP="YLGNBU"</w:t>
+      </w:r>
+      <w:r>
+        <w:br/>
+        <w:t>)</w:t>
+      </w:r>
+    </w:p>
+    <w:p>
+      <w:pPr>
+        <w:pStyle w:val="Heading2"/>
+      </w:pPr>
+      <w:r>
+        <w:rPr>
+          <w:caps w:val="0"/>
+        </w:rPr>
+        <w:t>MEANING</w:t>
+      </w:r>
+    </w:p>
+    <w:p>
+      <w:pPr>
+        <w:numPr>
+          <w:ilvl w:val="0"/>
+          <w:numId w:val="1"/>
+        </w:numPr>
+      </w:pPr>
+      <w:r>
+        <w:t xml:space="preserve">SHOWS RELATIONSHIP BETWEEN VARIABLES </w:t>
+      </w:r>
+    </w:p>
+    <w:p>
+      <w:pPr>
+        <w:numPr>
+          <w:ilvl w:val="0"/>
+          <w:numId w:val="1"/>
+        </w:numPr>
+      </w:pPr>
+      <w:r>
+        <w:t xml:space="preserve">VALUES RANGE FROM -1 TO +1 </w:t>
+      </w:r>
+    </w:p>
+    <w:p>
+      <w:pPr>
+        <w:numPr>
+          <w:ilvl w:val="1"/>
+          <w:numId w:val="1"/>
+        </w:numPr>
+      </w:pPr>
+      <w:r>
+        <w:t xml:space="preserve">+1 → STRONG POSITIVE RELATION </w:t>
+      </w:r>
+    </w:p>
+    <w:p>
+      <w:pPr>
+        <w:numPr>
+          <w:ilvl w:val="1"/>
+          <w:numId w:val="1"/>
+        </w:numPr>
+      </w:pPr>
+      <w:r>
+        <w:t xml:space="preserve">-1 → STRONG NEGATIVE RELATION </w:t>
+      </w:r>
+    </w:p>
+    <w:p>
+      <w:pPr>
+        <w:numPr>
+          <w:ilvl w:val="1"/>
+          <w:numId w:val="1"/>
+        </w:numPr>
+      </w:pPr>
+      <w:r>
+        <w:t xml:space="preserve">0 → NO RELATION </w:t>
+      </w:r>
     </w:p>
     <w:p>
       <w:pPr>
         <w:pStyle w:val="Heading1"/>
-      </w:pPr>
-    </w:p>
+        <w:rPr>
+          <w:b/>
+          <w:bCs/>
+          <w:sz w:val="20"/>
+          <w:szCs w:val="20"/>
+        </w:rPr>
+      </w:pPr>
+      <w:r>
+        <w:rPr>
+          <w:b/>
+          <w:bCs/>
+          <w:caps w:val="0"/>
+          <w:sz w:val="20"/>
+          <w:szCs w:val="20"/>
+        </w:rPr>
+        <w:t>SPLITTING DATA</w:t>
+      </w:r>
+    </w:p>
+    <w:p>
+      <w:r>
+        <w:t>X = DF.DROP('TARGET', AXIS=1)</w:t>
+      </w:r>
+      <w:r>
+        <w:br/>
+        <w:t>Y = DF['TARGET']</w:t>
+      </w:r>
+    </w:p>
+    <w:p>
+      <w:pPr>
+        <w:pStyle w:val="Heading2"/>
+      </w:pPr>
+      <w:r>
+        <w:rPr>
+          <w:caps w:val="0"/>
+        </w:rPr>
+        <w:t>TRAIN-TEST SPLIT</w:t>
+      </w:r>
+    </w:p>
+    <w:p>
+      <w:r>
+        <w:t>NP.RANDOM.SEED(7)</w:t>
+      </w:r>
+      <w:r>
+        <w:br/>
+      </w:r>
+      <w:r>
+        <w:br/>
+        <w:t>XTRAIN, XTEST, YTRAIN, YTEST = TRAIN_TEST_SPLIT(</w:t>
+      </w:r>
+      <w:r>
+        <w:br/>
+        <w:t xml:space="preserve">    X, Y, TEST_SIZE=0.2</w:t>
+      </w:r>
+      <w:r>
+        <w:br/>
+        <w:t>)</w:t>
+      </w:r>
+    </w:p>
+    <w:p>
+      <w:pPr>
+        <w:pStyle w:val="Heading2"/>
+      </w:pPr>
+      <w:r>
+        <w:rPr>
+          <w:caps w:val="0"/>
+        </w:rPr>
+        <w:t>CHECK DATA SIZE</w:t>
+      </w:r>
+    </w:p>
+    <w:p>
+      <w:r>
+        <w:t>LEN(X)</w:t>
+      </w:r>
+      <w:r>
+        <w:br/>
+        <w:t>LEN(XTRAIN)</w:t>
+      </w:r>
+      <w:r>
+        <w:br/>
+        <w:t>LEN(YTRAIN)</w:t>
+      </w:r>
+    </w:p>
+    <w:p>
+      <w:pPr>
+        <w:pStyle w:val="Heading1"/>
+        <w:rPr>
+          <w:sz w:val="20"/>
+          <w:szCs w:val="20"/>
+        </w:rPr>
+      </w:pPr>
+      <w:r>
+        <w:rPr>
+          <w:caps w:val="0"/>
+          <w:sz w:val="20"/>
+          <w:szCs w:val="20"/>
+        </w:rPr>
+        <w:t>MODEL SELECTION (MULTIPLE MODELS)</w:t>
+      </w:r>
+    </w:p>
+    <w:p>
+      <w:pPr>
+        <w:pStyle w:val="Heading2"/>
+      </w:pPr>
+      <w:r>
+        <w:rPr>
+          <w:caps w:val="0"/>
+        </w:rPr>
+        <w:lastRenderedPageBreak/>
+        <w:t>CREATE MODELS DICTIONARY</w:t>
+      </w:r>
+    </w:p>
+    <w:p>
+      <w:r>
+        <w:t>MODELS = {</w:t>
+      </w:r>
+      <w:r>
+        <w:br/>
+        <w:t xml:space="preserve">    "KNN": KNEIGHBORSCLASSIFIER(),</w:t>
+      </w:r>
+      <w:r>
+        <w:br/>
+        <w:t xml:space="preserve">    "RANDOM FOREST": RANDOMFORESTCLASSIFIER(),</w:t>
+      </w:r>
+      <w:r>
+        <w:br/>
+        <w:t xml:space="preserve">    "LOGISTIC REGRESSION": LOGISTICREGRESSION(MAX_ITER=1000)</w:t>
+      </w:r>
+      <w:r>
+        <w:br/>
+        <w:t>}</w:t>
+      </w:r>
+    </w:p>
+    <w:p>
+      <w:pPr>
+        <w:pStyle w:val="Heading1"/>
+        <w:rPr>
+          <w:sz w:val="20"/>
+          <w:szCs w:val="20"/>
+        </w:rPr>
+      </w:pPr>
+      <w:r>
+        <w:rPr>
+          <w:caps w:val="0"/>
+          <w:sz w:val="20"/>
+          <w:szCs w:val="20"/>
+        </w:rPr>
+        <w:t>FUNCTION TO TRAIN &amp; COMPARE MODELS</w:t>
+      </w:r>
+    </w:p>
+    <w:p>
+      <w:r>
+        <w:t>DEF FITANDSCORE(MODELS, XTRAIN, YTRAIN, XTEST, YTEST):</w:t>
+      </w:r>
+      <w:r>
+        <w:br/>
+        <w:t xml:space="preserve">    NP.RANDOM.SEED(7)</w:t>
+      </w:r>
+      <w:r>
+        <w:br/>
+      </w:r>
+      <w:r>
+        <w:br/>
+        <w:t xml:space="preserve">    MODELSCORE = {}</w:t>
+      </w:r>
+      <w:r>
+        <w:br/>
+      </w:r>
+      <w:r>
+        <w:br/>
+        <w:t xml:space="preserve">    FOR NAME, MODEL IN MODELS.ITEMS():</w:t>
+      </w:r>
+      <w:r>
+        <w:br/>
+        <w:t xml:space="preserve">        MODEL.FIT(XTRAIN, YTRAIN)</w:t>
+      </w:r>
+      <w:r>
+        <w:br/>
+        <w:t xml:space="preserve">        MODELSCORE[NAME] = MODEL.SCORE(XTEST, YTEST)</w:t>
+      </w:r>
+      <w:r>
+        <w:br/>
+      </w:r>
+      <w:r>
+        <w:br/>
+        <w:t xml:space="preserve">    RETURN MODELSCORE</w:t>
+      </w:r>
+    </w:p>
+    <w:p>
+      <w:pPr>
+        <w:pStyle w:val="Heading2"/>
+      </w:pPr>
+      <w:r>
+        <w:rPr>
+          <w:caps w:val="0"/>
+        </w:rPr>
+        <w:t>RUN MODEL COMPARISON</w:t>
+      </w:r>
+    </w:p>
+    <w:p>
+      <w:r>
+        <w:t>MODELSCORES = FITANDSCORE(</w:t>
+      </w:r>
+      <w:r>
+        <w:br/>
+        <w:t xml:space="preserve">    MODELS=MODELS,</w:t>
+      </w:r>
+      <w:r>
+        <w:br/>
+        <w:t xml:space="preserve">    XTRAIN=XTRAIN,</w:t>
+      </w:r>
+      <w:r>
+        <w:br/>
+        <w:t xml:space="preserve">    XTEST=XTEST,</w:t>
+      </w:r>
+      <w:r>
+        <w:br/>
+        <w:t xml:space="preserve">    YTRAIN=YTRAIN,</w:t>
+      </w:r>
+      <w:r>
+        <w:br/>
+        <w:t xml:space="preserve">    YTEST=YTEST</w:t>
+      </w:r>
+      <w:r>
+        <w:br/>
+        <w:t>)</w:t>
+      </w:r>
+      <w:r>
+        <w:br/>
+      </w:r>
+      <w:r>
+        <w:br/>
+        <w:t>MODELSCORES</w:t>
+      </w:r>
+    </w:p>
+    <w:p>
+      <w:pPr>
+        <w:pStyle w:val="Heading2"/>
+      </w:pPr>
+      <w:r>
+        <w:rPr>
+          <w:caps w:val="0"/>
+        </w:rPr>
+        <w:t>VISUALIZATION</w:t>
+      </w:r>
+    </w:p>
+    <w:p>
+      <w:r>
+        <w:t>MODELCOMPARE = PD.DATAFRAME(MODELSCORES, INDEX=["ACCURACY"])</w:t>
+      </w:r>
+      <w:r>
+        <w:br/>
+        <w:t>MODELCOMPARE.PLOT.BAR()</w:t>
+      </w:r>
+    </w:p>
+    <w:p>
+      <w:pPr>
+        <w:pStyle w:val="Heading1"/>
+        <w:rPr>
+          <w:sz w:val="20"/>
+          <w:szCs w:val="20"/>
+        </w:rPr>
+      </w:pPr>
+      <w:r>
+        <w:rPr>
+          <w:caps w:val="0"/>
+          <w:sz w:val="20"/>
+          <w:szCs w:val="20"/>
+        </w:rPr>
+        <w:t>IMPROVING KNN MODEL</w:t>
+      </w:r>
+    </w:p>
+    <w:p>
+      <w:pPr>
+        <w:pStyle w:val="Heading2"/>
+      </w:pPr>
+      <w:r>
+        <w:rPr>
+          <w:caps w:val="0"/>
+        </w:rPr>
+        <w:t>TEST DIFFERENT K VALUES</w:t>
+      </w:r>
+    </w:p>
+    <w:p>
+      <w:r>
+        <w:t>TRAINSCORE = []</w:t>
+      </w:r>
+      <w:r>
+        <w:br/>
+        <w:t>TESTSCORE = []</w:t>
+      </w:r>
+      <w:r>
+        <w:br/>
+      </w:r>
+      <w:r>
+        <w:br/>
+        <w:t>NNEIGHBOURS = RANGE(1, 30)</w:t>
+      </w:r>
+      <w:r>
+        <w:br/>
+      </w:r>
+      <w:r>
+        <w:br/>
+        <w:t>KNN = KNEIGHBORSCLASSIFIER()</w:t>
+      </w:r>
+      <w:r>
+        <w:br/>
+      </w:r>
+      <w:r>
+        <w:br/>
+        <w:t>FOR I IN NNEIGHBOURS:</w:t>
+      </w:r>
+      <w:r>
+        <w:br/>
+        <w:t xml:space="preserve">    KNN.SET_PARAMS(N_NEIGHBORS=I)</w:t>
+      </w:r>
+      <w:r>
+        <w:br/>
+        <w:t xml:space="preserve">    KNN.FIT(XTRAIN, YTRAIN)</w:t>
+      </w:r>
+      <w:r>
+        <w:br/>
+      </w:r>
+      <w:r>
+        <w:br/>
+      </w:r>
+      <w:r>
+        <w:lastRenderedPageBreak/>
+        <w:t xml:space="preserve">    TRAINSCORE.APPEND(KNN.SCORE(XTRAIN, YTRAIN))</w:t>
+      </w:r>
+      <w:r>
+        <w:br/>
+        <w:t xml:space="preserve">    TESTSCORE.APPEND(KNN.SCORE(XTEST, YTEST))</w:t>
+      </w:r>
+    </w:p>
+    <w:p>
+      <w:pPr>
+        <w:pStyle w:val="Heading2"/>
+      </w:pPr>
+      <w:r>
+        <w:rPr>
+          <w:caps w:val="0"/>
+        </w:rPr>
+        <w:t>PLOT RESULTS</w:t>
+      </w:r>
+    </w:p>
+    <w:p>
+      <w:r>
+        <w:t>PLT.PLOT(NNEIGHBOURS, TRAINSCORE, LABEL='TRAIN SCORE')</w:t>
+      </w:r>
+      <w:r>
+        <w:br/>
+        <w:t>PLT.PLOT(NNEIGHBOURS, TESTSCORE, LABEL='TEST SCORE')</w:t>
+      </w:r>
+      <w:r>
+        <w:br/>
+      </w:r>
+      <w:r>
+        <w:br/>
+        <w:t>PLT.XTICKS(NP.ARANGE(1, 31, 1))</w:t>
+      </w:r>
+      <w:r>
+        <w:br/>
+        <w:t>PLT.XLABEL("NUMBER OF NEIGHBOURS")</w:t>
+      </w:r>
+      <w:r>
+        <w:br/>
+        <w:t>PLT.YLABEL("MODEL ACCURACY")</w:t>
+      </w:r>
+      <w:r>
+        <w:br/>
+        <w:t>PLT.LEGEND()</w:t>
+      </w:r>
+    </w:p>
+    <w:p>
+      <w:pPr>
+        <w:pStyle w:val="Heading2"/>
+      </w:pPr>
+      <w:r>
+        <w:rPr>
+          <w:caps w:val="0"/>
+        </w:rPr>
+        <w:t>BEST SCORE</w:t>
+      </w:r>
+    </w:p>
+    <w:p>
+      <w:r>
+        <w:t>PRINT(F"MAX KNN SCORE: {MAX(TESTSCORE)}")</w:t>
+      </w:r>
+    </w:p>
+    <w:p>
+      <w:pPr>
+        <w:pStyle w:val="Heading1"/>
+        <w:rPr>
+          <w:sz w:val="20"/>
+          <w:szCs w:val="20"/>
+        </w:rPr>
+      </w:pPr>
+      <w:r>
+        <w:rPr>
+          <w:caps w:val="0"/>
+          <w:sz w:val="20"/>
+          <w:szCs w:val="20"/>
+        </w:rPr>
+        <w:t>HYPERPARAMETER TUNING (RANDOMIZEDSEARCHCV)</w:t>
+      </w:r>
+    </w:p>
+    <w:p>
+      <w:pPr>
+        <w:pStyle w:val="Heading2"/>
+      </w:pPr>
+      <w:r>
+        <w:rPr>
+          <w:caps w:val="0"/>
+        </w:rPr>
+        <w:t>LOGISTIC REGRESSION PARAMETERS</w:t>
+      </w:r>
+    </w:p>
+    <w:p>
+      <w:r>
+        <w:t>LRHP = {</w:t>
+      </w:r>
+      <w:r>
+        <w:br/>
+        <w:t xml:space="preserve">    "C": NP.LOGSPACE(-4, 4, 20),</w:t>
+      </w:r>
+      <w:r>
+        <w:br/>
+        <w:t xml:space="preserve">    "SOLVER": ["LIBLINEAR"]</w:t>
+      </w:r>
+      <w:r>
+        <w:br/>
+        <w:t>}</w:t>
+      </w:r>
+    </w:p>
+    <w:p>
+      <w:pPr>
+        <w:pStyle w:val="Heading2"/>
+      </w:pPr>
+      <w:r>
+        <w:rPr>
+          <w:caps w:val="0"/>
+        </w:rPr>
+        <w:t>RANDOM FOREST PARAMETERS</w:t>
+      </w:r>
+    </w:p>
+    <w:p>
+      <w:r>
+        <w:t>RFCHP = {</w:t>
+      </w:r>
+      <w:r>
+        <w:br/>
+        <w:t xml:space="preserve">    "N_ESTIMATORS": NP.ARANGE(10, 1600, 100),</w:t>
+      </w:r>
+      <w:r>
+        <w:br/>
+        <w:t xml:space="preserve">    "MAX_DEPTH": [NONE, 3, 5, 6, 10],</w:t>
+      </w:r>
+      <w:r>
+        <w:br/>
+        <w:t xml:space="preserve">    "MIN_SAMPLES_SPLIT": NP.ARANGE(2, 20, 2),</w:t>
+      </w:r>
+      <w:r>
+        <w:br/>
+        <w:t xml:space="preserve">    "MIN_SAMPLES_LEAF": NP.ARANGE(1, 20, 2)</w:t>
+      </w:r>
+      <w:r>
+        <w:br/>
+        <w:t>}</w:t>
+      </w:r>
+    </w:p>
+    <w:p>
+      <w:pPr>
+        <w:pStyle w:val="Heading1"/>
+        <w:rPr>
+          <w:sz w:val="20"/>
+          <w:szCs w:val="20"/>
+        </w:rPr>
+      </w:pPr>
+      <w:r>
+        <w:rPr>
+          <w:caps w:val="0"/>
+          <w:sz w:val="20"/>
+          <w:szCs w:val="20"/>
+        </w:rPr>
+        <w:t>LOGISTIC REGRESSION TUNING</w:t>
+      </w:r>
+    </w:p>
+    <w:p>
+      <w:r>
+        <w:t>FROM SKLEARN.MODEL_SELECTION IMPORT RANDOMIZEDSEARCHCV</w:t>
+      </w:r>
+      <w:r>
+        <w:br/>
+      </w:r>
+      <w:r>
+        <w:br/>
+        <w:t>LR = RANDOMIZEDSEARCHCV(</w:t>
+      </w:r>
+      <w:r>
+        <w:br/>
+        <w:t xml:space="preserve">    LOGISTICREGRESSION(),</w:t>
+      </w:r>
+      <w:r>
+        <w:br/>
+        <w:t xml:space="preserve">    PARAM_DISTRIBUTIONS=LRHP,</w:t>
+      </w:r>
+      <w:r>
+        <w:br/>
+        <w:t xml:space="preserve">    CV=5,</w:t>
+      </w:r>
+      <w:r>
+        <w:br/>
+        <w:t xml:space="preserve">    N_ITER=20,</w:t>
+      </w:r>
+      <w:r>
+        <w:br/>
+        <w:t xml:space="preserve">    VERBOSE=TRUE</w:t>
+      </w:r>
+      <w:r>
+        <w:br/>
+        <w:t>)</w:t>
+      </w:r>
+      <w:r>
+        <w:br/>
+      </w:r>
+      <w:r>
+        <w:br/>
+        <w:t>LR.FIT(XTRAIN, YTRAIN)</w:t>
+      </w:r>
+    </w:p>
+    <w:p>
+      <w:pPr>
+        <w:pStyle w:val="Heading2"/>
+      </w:pPr>
+      <w:r>
+        <w:rPr>
+          <w:caps w:val="0"/>
+        </w:rPr>
+        <w:t>RESULTS</w:t>
+      </w:r>
+    </w:p>
+    <w:p>
+      <w:r>
+        <w:t>LR.SCORE(XTEST, YTEST)</w:t>
+      </w:r>
+      <w:r>
+        <w:br/>
+        <w:t>LR.BEST_PARAMS_</w:t>
+      </w:r>
+    </w:p>
+    <w:p>
+      <w:pPr>
+        <w:pStyle w:val="Heading1"/>
+        <w:rPr>
+          <w:sz w:val="20"/>
+          <w:szCs w:val="20"/>
+        </w:rPr>
+      </w:pPr>
+      <w:r>
+        <w:rPr>
+          <w:caps w:val="0"/>
+          <w:sz w:val="20"/>
+          <w:szCs w:val="20"/>
+        </w:rPr>
+        <w:lastRenderedPageBreak/>
+        <w:t>RANDOM FOREST TUNING</w:t>
+      </w:r>
+    </w:p>
+    <w:p>
+      <w:r>
+        <w:t>RFC = RANDOMIZEDSEARCHCV(</w:t>
+      </w:r>
+      <w:r>
+        <w:br/>
+        <w:t xml:space="preserve">    RANDOMFORESTCLASSIFIER(),</w:t>
+      </w:r>
+      <w:r>
+        <w:br/>
+        <w:t xml:space="preserve">    PARAM_DISTRIBUTIONS=RFCHP,</w:t>
+      </w:r>
+      <w:r>
+        <w:br/>
+        <w:t xml:space="preserve">    CV=5,</w:t>
+      </w:r>
+      <w:r>
+        <w:br/>
+        <w:t xml:space="preserve">    N_ITER=20,</w:t>
+      </w:r>
+      <w:r>
+        <w:br/>
+        <w:t xml:space="preserve">    VERBOSE=TRUE</w:t>
+      </w:r>
+      <w:r>
+        <w:br/>
+        <w:t>)</w:t>
+      </w:r>
+      <w:r>
+        <w:br/>
+      </w:r>
+      <w:r>
+        <w:br/>
+        <w:t>RFC.FIT(XTRAIN, YTRAIN)</w:t>
+      </w:r>
+    </w:p>
+    <w:p>
+      <w:pPr>
+        <w:pStyle w:val="Heading2"/>
+      </w:pPr>
+      <w:r>
+        <w:rPr>
+          <w:caps w:val="0"/>
+        </w:rPr>
+        <w:t>RESULTS</w:t>
+      </w:r>
+    </w:p>
+    <w:p>
+      <w:r>
+        <w:t>RFC.SCORE(XTEST, YTEST)</w:t>
+      </w:r>
+      <w:r>
+        <w:br/>
+        <w:t>RFC.BEST_PARAMS_</w:t>
+      </w:r>
+    </w:p>
+    <w:p>
+      <w:pPr>
+        <w:pStyle w:val="Heading1"/>
+        <w:rPr>
+          <w:sz w:val="20"/>
+          <w:szCs w:val="20"/>
+        </w:rPr>
+      </w:pPr>
+      <w:r>
+        <w:rPr>
+          <w:caps w:val="0"/>
+          <w:sz w:val="20"/>
+          <w:szCs w:val="20"/>
+        </w:rPr>
+        <w:t>FINAL MODEL COMPARISON (AFTER TUNING)</w:t>
+      </w:r>
+    </w:p>
+    <w:p>
+      <w:pPr>
+        <w:pStyle w:val="Heading2"/>
+      </w:pPr>
+      <w:r>
+        <w:rPr>
+          <w:caps w:val="0"/>
+        </w:rPr>
+        <w:t>RESULTS SUMMARY</w:t>
+      </w:r>
+    </w:p>
+    <w:p>
+      <w:pPr>
+        <w:numPr>
+          <w:ilvl w:val="0"/>
+          <w:numId w:val="2"/>
+        </w:numPr>
+      </w:pPr>
+      <w:r>
+        <w:t xml:space="preserve">KNN → DROPPED (LOW ACCURACY ~0.55) </w:t>
+      </w:r>
+    </w:p>
+    <w:p>
+      <w:pPr>
+        <w:numPr>
+          <w:ilvl w:val="0"/>
+          <w:numId w:val="2"/>
+        </w:numPr>
+      </w:pPr>
+      <w:r>
+        <w:t xml:space="preserve">RANDOM FOREST → ~0.72 → ~0.70 AFTER TUNING </w:t>
+      </w:r>
+    </w:p>
+    <w:p>
+      <w:pPr>
+        <w:numPr>
+          <w:ilvl w:val="0"/>
+          <w:numId w:val="2"/>
+        </w:numPr>
+      </w:pPr>
+      <w:r>
+        <w:t xml:space="preserve">LOGISTIC REGRESSION → ~0.77 → ~0.75 AFTER TUNING </w:t>
+      </w:r>
+    </w:p>
+    <w:p>
+      <w:pPr>
+        <w:pStyle w:val="Heading2"/>
+      </w:pPr>
+      <w:r>
+        <w:rPr>
+          <w:caps w:val="0"/>
+        </w:rPr>
+        <w:t>LEARNINGS</w:t>
+      </w:r>
+    </w:p>
+    <w:p>
+      <w:pPr>
+        <w:numPr>
+          <w:ilvl w:val="0"/>
+          <w:numId w:val="3"/>
+        </w:numPr>
+      </w:pPr>
+      <w:r>
+        <w:t xml:space="preserve">CORRELATION MATRIX + HEATMAP </w:t>
+      </w:r>
+    </w:p>
+    <w:p>
+      <w:pPr>
+        <w:numPr>
+          <w:ilvl w:val="0"/>
+          <w:numId w:val="3"/>
+        </w:numPr>
+      </w:pPr>
+      <w:r>
+        <w:t xml:space="preserve">TRAIN-TEST SPLITTING </w:t>
+      </w:r>
+    </w:p>
+    <w:p>
+      <w:pPr>
+        <w:numPr>
+          <w:ilvl w:val="0"/>
+          <w:numId w:val="3"/>
+        </w:numPr>
+      </w:pPr>
+      <w:r>
+        <w:t xml:space="preserve">MODEL COMPARISON USING MULTIPLE ALGORITHMS </w:t>
+      </w:r>
+    </w:p>
+    <w:p>
+      <w:pPr>
+        <w:numPr>
+          <w:ilvl w:val="0"/>
+          <w:numId w:val="3"/>
+        </w:numPr>
+      </w:pPr>
+      <w:r>
+        <w:t xml:space="preserve">KNN OPTIMIZATION USING K VALUES </w:t>
+      </w:r>
+    </w:p>
+    <w:p>
+      <w:pPr>
+        <w:numPr>
+          <w:ilvl w:val="0"/>
+          <w:numId w:val="3"/>
+        </w:numPr>
+      </w:pPr>
+      <w:r>
+        <w:t xml:space="preserve">HYPERPARAMETER TUNING USING RANDOMIZEDSEARCHCV </w:t>
+      </w:r>
+    </w:p>
+    <w:p>
+      <w:pPr>
+        <w:numPr>
+          <w:ilvl w:val="0"/>
+          <w:numId w:val="3"/>
+        </w:numPr>
+      </w:pPr>
+      <w:r>
+        <w:t xml:space="preserve">MODEL PERFORMANCE COMPARISON </w:t>
+      </w:r>
+    </w:p>
+    <w:p/>
     <w:sectPr>
       <w:pgSz w:w="11906" w:h="16838"/>
       <w:pgMar w:top="1440" w:right="1440" w:bottom="1440" w:left="1440" w:header="708" w:footer="708" w:gutter="0"/>
@@ -31,6 +937,619 @@
     </w:sectPr>
   </w:body>
 </w:document>
+</file>
+
+<file path=word/numbering.xml><?xml version="1.0" encoding="utf-8"?>
+<w:numbering xmlns:wpc="http://schemas.microsoft.com/office/word/2010/wordprocessingCanvas" xmlns:cx="http://schemas.microsoft.com/office/drawing/2014/chartex" xmlns:cx1="http://schemas.microsoft.com/office/drawing/2015/9/8/chartex" xmlns:cx2="http://schemas.microsoft.com/office/drawing/2015/10/21/chartex" xmlns:cx3="http://schemas.microsoft.com/office/drawing/2016/5/9/chartex" xmlns:cx4="http://schemas.microsoft.com/office/drawing/2016/5/10/chartex" xmlns:cx5="http://schemas.microsoft.com/office/drawing/2016/5/11/chartex" xmlns:cx6="http://schemas.microsoft.com/office/drawing/2016/5/12/chartex" xmlns:cx7="http://schemas.microsoft.com/office/drawing/2016/5/13/chartex" xmlns:cx8="http://schemas.microsoft.com/office/drawing/2016/5/14/chartex" xmlns:mc="http://schemas.openxmlformats.org/markup-compatibility/2006" xmlns:aink="http://schemas.microsoft.com/office/drawing/2016/ink" xmlns:am3d="http://schemas.microsoft.com/office/drawing/2017/model3d" xmlns:o="urn:schemas-microsoft-com:office:office" xmlns:oel="http://schemas.microsoft.com/office/2019/extlst" xmlns:r="http://schemas.openxmlformats.org/officeDocument/2006/relationships" xmlns:m="http://schemas.openxmlformats.org/officeDocument/2006/math" xmlns:v="urn:schemas-microsoft-com:vml" xmlns:wp14="http://schemas.microsoft.com/office/word/2010/wordprocessingDrawing" xmlns:wp="http://schemas.openxmlformats.org/drawingml/2006/wordprocessingDrawing" xmlns:w10="urn:schemas-microsoft-com:office:word" xmlns:w="http://schemas.openxmlformats.org/wordprocessingml/2006/main" xmlns:w14="http://schemas.microsoft.com/office/word/2010/wordml" xmlns:w15="http://schemas.microsoft.com/office/word/2012/wordml" xmlns:w16cex="http://schemas.microsoft.com/office/word/2018/wordml/cex" xmlns:w16cid="http://schemas.microsoft.com/office/word/2016/wordml/cid" xmlns:w16="http://schemas.microsoft.com/office/word/2018/wordml" xmlns:w16du="http://schemas.microsoft.com/office/word/2023/wordml/word16du" xmlns:w16sdtdh="http://schemas.microsoft.com/office/word/2020/wordml/sdtdatahash" xmlns:w16sdtfl="http://schemas.microsoft.com/office/word/2024/wordml/sdtformatlock" xmlns:w16se="http://schemas.microsoft.com/office/word/2015/wordml/symex" xmlns:wpg="http://schemas.microsoft.com/office/word/2010/wordprocessingGroup" xmlns:wpi="http://schemas.microsoft.com/office/word/2010/wordprocessingInk" xmlns:wne="http://schemas.microsoft.com/office/word/2006/wordml" xmlns:wps="http://schemas.microsoft.com/office/word/2010/wordprocessingShape" mc:Ignorable="w14 w15 w16se w16cid w16 w16cex w16sdtdh w16sdtfl w16du wp14">
+  <w:abstractNum w:abstractNumId="0" w15:restartNumberingAfterBreak="0">
+    <w:nsid w:val="39EE269D"/>
+    <w:multiLevelType w:val="multilevel"/>
+    <w:tmpl w:val="195088A0"/>
+    <w:lvl w:ilvl="0">
+      <w:start w:val="1"/>
+      <w:numFmt w:val="bullet"/>
+      <w:lvlText w:val=""/>
+      <w:lvlJc w:val="left"/>
+      <w:pPr>
+        <w:tabs>
+          <w:tab w:val="num" w:pos="720"/>
+        </w:tabs>
+        <w:ind w:left="720" w:hanging="360"/>
+      </w:pPr>
+      <w:rPr>
+        <w:rFonts w:ascii="Symbol" w:hAnsi="Symbol" w:hint="default"/>
+        <w:sz w:val="20"/>
+      </w:rPr>
+    </w:lvl>
+    <w:lvl w:ilvl="1" w:tentative="1">
+      <w:start w:val="1"/>
+      <w:numFmt w:val="bullet"/>
+      <w:lvlText w:val="o"/>
+      <w:lvlJc w:val="left"/>
+      <w:pPr>
+        <w:tabs>
+          <w:tab w:val="num" w:pos="1440"/>
+        </w:tabs>
+        <w:ind w:left="1440" w:hanging="360"/>
+      </w:pPr>
+      <w:rPr>
+        <w:rFonts w:ascii="Courier New" w:hAnsi="Courier New" w:hint="default"/>
+        <w:sz w:val="20"/>
+      </w:rPr>
+    </w:lvl>
+    <w:lvl w:ilvl="2" w:tentative="1">
+      <w:start w:val="1"/>
+      <w:numFmt w:val="bullet"/>
+      <w:lvlText w:val=""/>
+      <w:lvlJc w:val="left"/>
+      <w:pPr>
+        <w:tabs>
+          <w:tab w:val="num" w:pos="2160"/>
+        </w:tabs>
+        <w:ind w:left="2160" w:hanging="360"/>
+      </w:pPr>
+      <w:rPr>
+        <w:rFonts w:ascii="Wingdings" w:hAnsi="Wingdings" w:hint="default"/>
+        <w:sz w:val="20"/>
+      </w:rPr>
+    </w:lvl>
+    <w:lvl w:ilvl="3" w:tentative="1">
+      <w:start w:val="1"/>
+      <w:numFmt w:val="bullet"/>
+      <w:lvlText w:val=""/>
+      <w:lvlJc w:val="left"/>
+      <w:pPr>
+        <w:tabs>
+          <w:tab w:val="num" w:pos="2880"/>
+        </w:tabs>
+        <w:ind w:left="2880" w:hanging="360"/>
+      </w:pPr>
+      <w:rPr>
+        <w:rFonts w:ascii="Wingdings" w:hAnsi="Wingdings" w:hint="default"/>
+        <w:sz w:val="20"/>
+      </w:rPr>
+    </w:lvl>
+    <w:lvl w:ilvl="4" w:tentative="1">
+      <w:start w:val="1"/>
+      <w:numFmt w:val="bullet"/>
+      <w:lvlText w:val=""/>
+      <w:lvlJc w:val="left"/>
+      <w:pPr>
+        <w:tabs>
+          <w:tab w:val="num" w:pos="3600"/>
+        </w:tabs>
+        <w:ind w:left="3600" w:hanging="360"/>
+      </w:pPr>
+      <w:rPr>
+        <w:rFonts w:ascii="Wingdings" w:hAnsi="Wingdings" w:hint="default"/>
+        <w:sz w:val="20"/>
+      </w:rPr>
+    </w:lvl>
+    <w:lvl w:ilvl="5" w:tentative="1">
+      <w:start w:val="1"/>
+      <w:numFmt w:val="bullet"/>
+      <w:lvlText w:val=""/>
+      <w:lvlJc w:val="left"/>
+      <w:pPr>
+        <w:tabs>
+          <w:tab w:val="num" w:pos="4320"/>
+        </w:tabs>
+        <w:ind w:left="4320" w:hanging="360"/>
+      </w:pPr>
+      <w:rPr>
+        <w:rFonts w:ascii="Wingdings" w:hAnsi="Wingdings" w:hint="default"/>
+        <w:sz w:val="20"/>
+      </w:rPr>
+    </w:lvl>
+    <w:lvl w:ilvl="6" w:tentative="1">
+      <w:start w:val="1"/>
+      <w:numFmt w:val="bullet"/>
+      <w:lvlText w:val=""/>
+      <w:lvlJc w:val="left"/>
+      <w:pPr>
+        <w:tabs>
+          <w:tab w:val="num" w:pos="5040"/>
+        </w:tabs>
+        <w:ind w:left="5040" w:hanging="360"/>
+      </w:pPr>
+      <w:rPr>
+        <w:rFonts w:ascii="Wingdings" w:hAnsi="Wingdings" w:hint="default"/>
+        <w:sz w:val="20"/>
+      </w:rPr>
+    </w:lvl>
+    <w:lvl w:ilvl="7" w:tentative="1">
+      <w:start w:val="1"/>
+      <w:numFmt w:val="bullet"/>
+      <w:lvlText w:val=""/>
+      <w:lvlJc w:val="left"/>
+      <w:pPr>
+        <w:tabs>
+          <w:tab w:val="num" w:pos="5760"/>
+        </w:tabs>
+        <w:ind w:left="5760" w:hanging="360"/>
+      </w:pPr>
+      <w:rPr>
+        <w:rFonts w:ascii="Wingdings" w:hAnsi="Wingdings" w:hint="default"/>
+        <w:sz w:val="20"/>
+      </w:rPr>
+    </w:lvl>
+    <w:lvl w:ilvl="8" w:tentative="1">
+      <w:start w:val="1"/>
+      <w:numFmt w:val="bullet"/>
+      <w:lvlText w:val=""/>
+      <w:lvlJc w:val="left"/>
+      <w:pPr>
+        <w:tabs>
+          <w:tab w:val="num" w:pos="6480"/>
+        </w:tabs>
+        <w:ind w:left="6480" w:hanging="360"/>
+      </w:pPr>
+      <w:rPr>
+        <w:rFonts w:ascii="Wingdings" w:hAnsi="Wingdings" w:hint="default"/>
+        <w:sz w:val="20"/>
+      </w:rPr>
+    </w:lvl>
+  </w:abstractNum>
+  <w:abstractNum w:abstractNumId="1" w15:restartNumberingAfterBreak="0">
+    <w:nsid w:val="67D22B1B"/>
+    <w:multiLevelType w:val="multilevel"/>
+    <w:tmpl w:val="D12E8F82"/>
+    <w:lvl w:ilvl="0">
+      <w:start w:val="1"/>
+      <w:numFmt w:val="bullet"/>
+      <w:lvlText w:val=""/>
+      <w:lvlJc w:val="left"/>
+      <w:pPr>
+        <w:tabs>
+          <w:tab w:val="num" w:pos="720"/>
+        </w:tabs>
+        <w:ind w:left="720" w:hanging="360"/>
+      </w:pPr>
+      <w:rPr>
+        <w:rFonts w:ascii="Symbol" w:hAnsi="Symbol" w:hint="default"/>
+        <w:sz w:val="20"/>
+      </w:rPr>
+    </w:lvl>
+    <w:lvl w:ilvl="1" w:tentative="1">
+      <w:start w:val="1"/>
+      <w:numFmt w:val="bullet"/>
+      <w:lvlText w:val="o"/>
+      <w:lvlJc w:val="left"/>
+      <w:pPr>
+        <w:tabs>
+          <w:tab w:val="num" w:pos="1440"/>
+        </w:tabs>
+        <w:ind w:left="1440" w:hanging="360"/>
+      </w:pPr>
+      <w:rPr>
+        <w:rFonts w:ascii="Courier New" w:hAnsi="Courier New" w:hint="default"/>
+        <w:sz w:val="20"/>
+      </w:rPr>
+    </w:lvl>
+    <w:lvl w:ilvl="2" w:tentative="1">
+      <w:start w:val="1"/>
+      <w:numFmt w:val="bullet"/>
+      <w:lvlText w:val=""/>
+      <w:lvlJc w:val="left"/>
+      <w:pPr>
+        <w:tabs>
+          <w:tab w:val="num" w:pos="2160"/>
+        </w:tabs>
+        <w:ind w:left="2160" w:hanging="360"/>
+      </w:pPr>
+      <w:rPr>
+        <w:rFonts w:ascii="Wingdings" w:hAnsi="Wingdings" w:hint="default"/>
+        <w:sz w:val="20"/>
+      </w:rPr>
+    </w:lvl>
+    <w:lvl w:ilvl="3" w:tentative="1">
+      <w:start w:val="1"/>
+      <w:numFmt w:val="bullet"/>
+      <w:lvlText w:val=""/>
+      <w:lvlJc w:val="left"/>
+      <w:pPr>
+        <w:tabs>
+          <w:tab w:val="num" w:pos="2880"/>
+        </w:tabs>
+        <w:ind w:left="2880" w:hanging="360"/>
+      </w:pPr>
+      <w:rPr>
+        <w:rFonts w:ascii="Wingdings" w:hAnsi="Wingdings" w:hint="default"/>
+        <w:sz w:val="20"/>
+      </w:rPr>
+    </w:lvl>
+    <w:lvl w:ilvl="4" w:tentative="1">
+      <w:start w:val="1"/>
+      <w:numFmt w:val="bullet"/>
+      <w:lvlText w:val=""/>
+      <w:lvlJc w:val="left"/>
+      <w:pPr>
+        <w:tabs>
+          <w:tab w:val="num" w:pos="3600"/>
+        </w:tabs>
+        <w:ind w:left="3600" w:hanging="360"/>
+      </w:pPr>
+      <w:rPr>
+        <w:rFonts w:ascii="Wingdings" w:hAnsi="Wingdings" w:hint="default"/>
+        <w:sz w:val="20"/>
+      </w:rPr>
+    </w:lvl>
+    <w:lvl w:ilvl="5" w:tentative="1">
+      <w:start w:val="1"/>
+      <w:numFmt w:val="bullet"/>
+      <w:lvlText w:val=""/>
+      <w:lvlJc w:val="left"/>
+      <w:pPr>
+        <w:tabs>
+          <w:tab w:val="num" w:pos="4320"/>
+        </w:tabs>
+        <w:ind w:left="4320" w:hanging="360"/>
+      </w:pPr>
+      <w:rPr>
+        <w:rFonts w:ascii="Wingdings" w:hAnsi="Wingdings" w:hint="default"/>
+        <w:sz w:val="20"/>
+      </w:rPr>
+    </w:lvl>
+    <w:lvl w:ilvl="6" w:tentative="1">
+      <w:start w:val="1"/>
+      <w:numFmt w:val="bullet"/>
+      <w:lvlText w:val=""/>
+      <w:lvlJc w:val="left"/>
+      <w:pPr>
+        <w:tabs>
+          <w:tab w:val="num" w:pos="5040"/>
+        </w:tabs>
+        <w:ind w:left="5040" w:hanging="360"/>
+      </w:pPr>
+      <w:rPr>
+        <w:rFonts w:ascii="Wingdings" w:hAnsi="Wingdings" w:hint="default"/>
+        <w:sz w:val="20"/>
+      </w:rPr>
+    </w:lvl>
+    <w:lvl w:ilvl="7" w:tentative="1">
+      <w:start w:val="1"/>
+      <w:numFmt w:val="bullet"/>
+      <w:lvlText w:val=""/>
+      <w:lvlJc w:val="left"/>
+      <w:pPr>
+        <w:tabs>
+          <w:tab w:val="num" w:pos="5760"/>
+        </w:tabs>
+        <w:ind w:left="5760" w:hanging="360"/>
+      </w:pPr>
+      <w:rPr>
+        <w:rFonts w:ascii="Wingdings" w:hAnsi="Wingdings" w:hint="default"/>
+        <w:sz w:val="20"/>
+      </w:rPr>
+    </w:lvl>
+    <w:lvl w:ilvl="8" w:tentative="1">
+      <w:start w:val="1"/>
+      <w:numFmt w:val="bullet"/>
+      <w:lvlText w:val=""/>
+      <w:lvlJc w:val="left"/>
+      <w:pPr>
+        <w:tabs>
+          <w:tab w:val="num" w:pos="6480"/>
+        </w:tabs>
+        <w:ind w:left="6480" w:hanging="360"/>
+      </w:pPr>
+      <w:rPr>
+        <w:rFonts w:ascii="Wingdings" w:hAnsi="Wingdings" w:hint="default"/>
+        <w:sz w:val="20"/>
+      </w:rPr>
+    </w:lvl>
+  </w:abstractNum>
+  <w:abstractNum w:abstractNumId="2" w15:restartNumberingAfterBreak="0">
+    <w:nsid w:val="6BE33949"/>
+    <w:multiLevelType w:val="multilevel"/>
+    <w:tmpl w:val="A37A1E40"/>
+    <w:lvl w:ilvl="0">
+      <w:start w:val="1"/>
+      <w:numFmt w:val="bullet"/>
+      <w:lvlText w:val=""/>
+      <w:lvlJc w:val="left"/>
+      <w:pPr>
+        <w:tabs>
+          <w:tab w:val="num" w:pos="720"/>
+        </w:tabs>
+        <w:ind w:left="720" w:hanging="360"/>
+      </w:pPr>
+      <w:rPr>
+        <w:rFonts w:ascii="Symbol" w:hAnsi="Symbol" w:hint="default"/>
+        <w:sz w:val="20"/>
+      </w:rPr>
+    </w:lvl>
+    <w:lvl w:ilvl="1" w:tentative="1">
+      <w:start w:val="1"/>
+      <w:numFmt w:val="bullet"/>
+      <w:lvlText w:val="o"/>
+      <w:lvlJc w:val="left"/>
+      <w:pPr>
+        <w:tabs>
+          <w:tab w:val="num" w:pos="1440"/>
+        </w:tabs>
+        <w:ind w:left="1440" w:hanging="360"/>
+      </w:pPr>
+      <w:rPr>
+        <w:rFonts w:ascii="Courier New" w:hAnsi="Courier New" w:hint="default"/>
+        <w:sz w:val="20"/>
+      </w:rPr>
+    </w:lvl>
+    <w:lvl w:ilvl="2" w:tentative="1">
+      <w:start w:val="1"/>
+      <w:numFmt w:val="bullet"/>
+      <w:lvlText w:val=""/>
+      <w:lvlJc w:val="left"/>
+      <w:pPr>
+        <w:tabs>
+          <w:tab w:val="num" w:pos="2160"/>
+        </w:tabs>
+        <w:ind w:left="2160" w:hanging="360"/>
+      </w:pPr>
+      <w:rPr>
+        <w:rFonts w:ascii="Wingdings" w:hAnsi="Wingdings" w:hint="default"/>
+        <w:sz w:val="20"/>
+      </w:rPr>
+    </w:lvl>
+    <w:lvl w:ilvl="3" w:tentative="1">
+      <w:start w:val="1"/>
+      <w:numFmt w:val="bullet"/>
+      <w:lvlText w:val=""/>
+      <w:lvlJc w:val="left"/>
+      <w:pPr>
+        <w:tabs>
+          <w:tab w:val="num" w:pos="2880"/>
+        </w:tabs>
+        <w:ind w:left="2880" w:hanging="360"/>
+      </w:pPr>
+      <w:rPr>
+        <w:rFonts w:ascii="Wingdings" w:hAnsi="Wingdings" w:hint="default"/>
+        <w:sz w:val="20"/>
+      </w:rPr>
+    </w:lvl>
+    <w:lvl w:ilvl="4" w:tentative="1">
+      <w:start w:val="1"/>
+      <w:numFmt w:val="bullet"/>
+      <w:lvlText w:val=""/>
+      <w:lvlJc w:val="left"/>
+      <w:pPr>
+        <w:tabs>
+          <w:tab w:val="num" w:pos="3600"/>
+        </w:tabs>
+        <w:ind w:left="3600" w:hanging="360"/>
+      </w:pPr>
+      <w:rPr>
+        <w:rFonts w:ascii="Wingdings" w:hAnsi="Wingdings" w:hint="default"/>
+        <w:sz w:val="20"/>
+      </w:rPr>
+    </w:lvl>
+    <w:lvl w:ilvl="5" w:tentative="1">
+      <w:start w:val="1"/>
+      <w:numFmt w:val="bullet"/>
+      <w:lvlText w:val=""/>
+      <w:lvlJc w:val="left"/>
+      <w:pPr>
+        <w:tabs>
+          <w:tab w:val="num" w:pos="4320"/>
+        </w:tabs>
+        <w:ind w:left="4320" w:hanging="360"/>
+      </w:pPr>
+      <w:rPr>
+        <w:rFonts w:ascii="Wingdings" w:hAnsi="Wingdings" w:hint="default"/>
+        <w:sz w:val="20"/>
+      </w:rPr>
+    </w:lvl>
+    <w:lvl w:ilvl="6" w:tentative="1">
+      <w:start w:val="1"/>
+      <w:numFmt w:val="bullet"/>
+      <w:lvlText w:val=""/>
+      <w:lvlJc w:val="left"/>
+      <w:pPr>
+        <w:tabs>
+          <w:tab w:val="num" w:pos="5040"/>
+        </w:tabs>
+        <w:ind w:left="5040" w:hanging="360"/>
+      </w:pPr>
+      <w:rPr>
+        <w:rFonts w:ascii="Wingdings" w:hAnsi="Wingdings" w:hint="default"/>
+        <w:sz w:val="20"/>
+      </w:rPr>
+    </w:lvl>
+    <w:lvl w:ilvl="7" w:tentative="1">
+      <w:start w:val="1"/>
+      <w:numFmt w:val="bullet"/>
+      <w:lvlText w:val=""/>
+      <w:lvlJc w:val="left"/>
+      <w:pPr>
+        <w:tabs>
+          <w:tab w:val="num" w:pos="5760"/>
+        </w:tabs>
+        <w:ind w:left="5760" w:hanging="360"/>
+      </w:pPr>
+      <w:rPr>
+        <w:rFonts w:ascii="Wingdings" w:hAnsi="Wingdings" w:hint="default"/>
+        <w:sz w:val="20"/>
+      </w:rPr>
+    </w:lvl>
+    <w:lvl w:ilvl="8" w:tentative="1">
+      <w:start w:val="1"/>
+      <w:numFmt w:val="bullet"/>
+      <w:lvlText w:val=""/>
+      <w:lvlJc w:val="left"/>
+      <w:pPr>
+        <w:tabs>
+          <w:tab w:val="num" w:pos="6480"/>
+        </w:tabs>
+        <w:ind w:left="6480" w:hanging="360"/>
+      </w:pPr>
+      <w:rPr>
+        <w:rFonts w:ascii="Wingdings" w:hAnsi="Wingdings" w:hint="default"/>
+        <w:sz w:val="20"/>
+      </w:rPr>
+    </w:lvl>
+  </w:abstractNum>
+  <w:abstractNum w:abstractNumId="3" w15:restartNumberingAfterBreak="0">
+    <w:nsid w:val="72CB2B2F"/>
+    <w:multiLevelType w:val="multilevel"/>
+    <w:tmpl w:val="B5344402"/>
+    <w:lvl w:ilvl="0">
+      <w:start w:val="1"/>
+      <w:numFmt w:val="bullet"/>
+      <w:lvlText w:val=""/>
+      <w:lvlJc w:val="left"/>
+      <w:pPr>
+        <w:tabs>
+          <w:tab w:val="num" w:pos="720"/>
+        </w:tabs>
+        <w:ind w:left="720" w:hanging="360"/>
+      </w:pPr>
+      <w:rPr>
+        <w:rFonts w:ascii="Symbol" w:hAnsi="Symbol" w:hint="default"/>
+        <w:sz w:val="20"/>
+      </w:rPr>
+    </w:lvl>
+    <w:lvl w:ilvl="1">
+      <w:start w:val="1"/>
+      <w:numFmt w:val="bullet"/>
+      <w:lvlText w:val="o"/>
+      <w:lvlJc w:val="left"/>
+      <w:pPr>
+        <w:tabs>
+          <w:tab w:val="num" w:pos="1440"/>
+        </w:tabs>
+        <w:ind w:left="1440" w:hanging="360"/>
+      </w:pPr>
+      <w:rPr>
+        <w:rFonts w:ascii="Courier New" w:hAnsi="Courier New" w:hint="default"/>
+        <w:sz w:val="20"/>
+      </w:rPr>
+    </w:lvl>
+    <w:lvl w:ilvl="2" w:tentative="1">
+      <w:start w:val="1"/>
+      <w:numFmt w:val="bullet"/>
+      <w:lvlText w:val=""/>
+      <w:lvlJc w:val="left"/>
+      <w:pPr>
+        <w:tabs>
+          <w:tab w:val="num" w:pos="2160"/>
+        </w:tabs>
+        <w:ind w:left="2160" w:hanging="360"/>
+      </w:pPr>
+      <w:rPr>
+        <w:rFonts w:ascii="Wingdings" w:hAnsi="Wingdings" w:hint="default"/>
+        <w:sz w:val="20"/>
+      </w:rPr>
+    </w:lvl>
+    <w:lvl w:ilvl="3" w:tentative="1">
+      <w:start w:val="1"/>
+      <w:numFmt w:val="bullet"/>
+      <w:lvlText w:val=""/>
+      <w:lvlJc w:val="left"/>
+      <w:pPr>
+        <w:tabs>
+          <w:tab w:val="num" w:pos="2880"/>
+        </w:tabs>
+        <w:ind w:left="2880" w:hanging="360"/>
+      </w:pPr>
+      <w:rPr>
+        <w:rFonts w:ascii="Wingdings" w:hAnsi="Wingdings" w:hint="default"/>
+        <w:sz w:val="20"/>
+      </w:rPr>
+    </w:lvl>
+    <w:lvl w:ilvl="4" w:tentative="1">
+      <w:start w:val="1"/>
+      <w:numFmt w:val="bullet"/>
+      <w:lvlText w:val=""/>
+      <w:lvlJc w:val="left"/>
+      <w:pPr>
+        <w:tabs>
+          <w:tab w:val="num" w:pos="3600"/>
+        </w:tabs>
+        <w:ind w:left="3600" w:hanging="360"/>
+      </w:pPr>
+      <w:rPr>
+        <w:rFonts w:ascii="Wingdings" w:hAnsi="Wingdings" w:hint="default"/>
+        <w:sz w:val="20"/>
+      </w:rPr>
+    </w:lvl>
+    <w:lvl w:ilvl="5" w:tentative="1">
+      <w:start w:val="1"/>
+      <w:numFmt w:val="bullet"/>
+      <w:lvlText w:val=""/>
+      <w:lvlJc w:val="left"/>
+      <w:pPr>
+        <w:tabs>
+          <w:tab w:val="num" w:pos="4320"/>
+        </w:tabs>
+        <w:ind w:left="4320" w:hanging="360"/>
+      </w:pPr>
+      <w:rPr>
+        <w:rFonts w:ascii="Wingdings" w:hAnsi="Wingdings" w:hint="default"/>
+        <w:sz w:val="20"/>
+      </w:rPr>
+    </w:lvl>
+    <w:lvl w:ilvl="6" w:tentative="1">
+      <w:start w:val="1"/>
+      <w:numFmt w:val="bullet"/>
+      <w:lvlText w:val=""/>
+      <w:lvlJc w:val="left"/>
+      <w:pPr>
+        <w:tabs>
+          <w:tab w:val="num" w:pos="5040"/>
+        </w:tabs>
+        <w:ind w:left="5040" w:hanging="360"/>
+      </w:pPr>
+      <w:rPr>
+        <w:rFonts w:ascii="Wingdings" w:hAnsi="Wingdings" w:hint="default"/>
+        <w:sz w:val="20"/>
+      </w:rPr>
+    </w:lvl>
+    <w:lvl w:ilvl="7" w:tentative="1">
+      <w:start w:val="1"/>
+      <w:numFmt w:val="bullet"/>
+      <w:lvlText w:val=""/>
+      <w:lvlJc w:val="left"/>
+      <w:pPr>
+        <w:tabs>
+          <w:tab w:val="num" w:pos="5760"/>
+        </w:tabs>
+        <w:ind w:left="5760" w:hanging="360"/>
+      </w:pPr>
+      <w:rPr>
+        <w:rFonts w:ascii="Wingdings" w:hAnsi="Wingdings" w:hint="default"/>
+        <w:sz w:val="20"/>
+      </w:rPr>
+    </w:lvl>
+    <w:lvl w:ilvl="8" w:tentative="1">
+      <w:start w:val="1"/>
+      <w:numFmt w:val="bullet"/>
+      <w:lvlText w:val=""/>
+      <w:lvlJc w:val="left"/>
+      <w:pPr>
+        <w:tabs>
+          <w:tab w:val="num" w:pos="6480"/>
+        </w:tabs>
+        <w:ind w:left="6480" w:hanging="360"/>
+      </w:pPr>
+      <w:rPr>
+        <w:rFonts w:ascii="Wingdings" w:hAnsi="Wingdings" w:hint="default"/>
+        <w:sz w:val="20"/>
+      </w:rPr>
+    </w:lvl>
+  </w:abstractNum>
+  <w:num w:numId="1" w16cid:durableId="1210147719">
+    <w:abstractNumId w:val="3"/>
+  </w:num>
+  <w:num w:numId="2" w16cid:durableId="1829663229">
+    <w:abstractNumId w:val="2"/>
+  </w:num>
+  <w:num w:numId="3" w16cid:durableId="1829057761">
+    <w:abstractNumId w:val="0"/>
+  </w:num>
+  <w:num w:numId="4" w16cid:durableId="187258464">
+    <w:abstractNumId w:val="1"/>
+  </w:num>
+</w:numbering>
 </file>
 
 <file path=word/styles.xml><?xml version="1.0" encoding="utf-8"?>
@@ -1250,4 +2769,16 @@
     </a:ext>
   </a:extLst>
 </a:theme>
+</file>
+
+<file path=customXml/item1.xml><?xml version="1.0" encoding="utf-8"?>
+<b:Sources xmlns:b="http://schemas.openxmlformats.org/officeDocument/2006/bibliography" xmlns="http://schemas.openxmlformats.org/officeDocument/2006/bibliography" SelectedStyle="\APASixthEditionOfficeOnline.xsl" StyleName="APA" Version="6"/>
+</file>
+
+<file path=customXml/itemProps1.xml><?xml version="1.0" encoding="utf-8"?>
+<ds:datastoreItem xmlns:ds="http://schemas.openxmlformats.org/officeDocument/2006/customXml" ds:itemID="{88F166D3-4DEA-4CB6-B192-AA5724527C0B}">
+  <ds:schemaRefs>
+    <ds:schemaRef ds:uri="http://schemas.openxmlformats.org/officeDocument/2006/bibliography"/>
+  </ds:schemaRefs>
+</ds:datastoreItem>
 </file>